--- a/v1_1/document_templates/employment_contract.docx
+++ b/v1_1/document_templates/employment_contract.docx
@@ -1,6 +1,6 @@
 
 <file path=word/document.xml><?xml version="1.0" encoding="utf-8"?>
-<w:document xmlns:wpc="http://schemas.microsoft.com/office/word/2010/wordprocessingCanvas" xmlns:cx="http://schemas.microsoft.com/office/drawing/2014/chartex" xmlns:cx1="http://schemas.microsoft.com/office/drawing/2015/9/8/chartex" xmlns:cx2="http://schemas.microsoft.com/office/drawing/2015/10/21/chartex" xmlns:cx3="http://schemas.microsoft.com/office/drawing/2016/5/9/chartex" xmlns:cx4="http://schemas.microsoft.com/office/drawing/2016/5/10/chartex" xmlns:cx5="http://schemas.microsoft.com/office/drawing/2016/5/11/chartex" xmlns:cx6="http://schemas.microsoft.com/office/drawing/2016/5/12/chartex" xmlns:cx7="http://schemas.microsoft.com/office/drawing/2016/5/13/chartex" xmlns:cx8="http://schemas.microsoft.com/office/drawing/2016/5/14/chartex" xmlns:mc="http://schemas.openxmlformats.org/markup-compatibility/2006" xmlns:aink="http://schemas.microsoft.com/office/drawing/2016/ink" xmlns:am3d="http://schemas.microsoft.com/office/drawing/2017/model3d" xmlns:o="urn:schemas-microsoft-com:office:office" xmlns:oel="http://schemas.microsoft.com/office/2019/extlst" xmlns:r="http://schemas.openxmlformats.org/officeDocument/2006/relationships" xmlns:m="http://schemas.openxmlformats.org/officeDocument/2006/math" xmlns:v="urn:schemas-microsoft-com:vml" xmlns:wp14="http://schemas.microsoft.com/office/word/2010/wordprocessingDrawing" xmlns:wp="http://schemas.openxmlformats.org/drawingml/2006/wordprocessingDrawing" xmlns:w10="urn:schemas-microsoft-com:office:word" xmlns:w="http://schemas.openxmlformats.org/wordprocessingml/2006/main" xmlns:w14="http://schemas.microsoft.com/office/word/2010/wordml" xmlns:w15="http://schemas.microsoft.com/office/word/2012/wordml" xmlns:w16cex="http://schemas.microsoft.com/office/word/2018/wordml/cex" xmlns:w16cid="http://schemas.microsoft.com/office/word/2016/wordml/cid" xmlns:w16="http://schemas.microsoft.com/office/word/2018/wordml" xmlns:w16sdtdh="http://schemas.microsoft.com/office/word/2020/wordml/sdtdatahash" xmlns:w16se="http://schemas.microsoft.com/office/word/2015/wordml/symex" xmlns:wpg="http://schemas.microsoft.com/office/word/2010/wordprocessingGroup" xmlns:wpi="http://schemas.microsoft.com/office/word/2010/wordprocessingInk" xmlns:wne="http://schemas.microsoft.com/office/word/2006/wordml" xmlns:wps="http://schemas.microsoft.com/office/word/2010/wordprocessingShape" mc:Ignorable="w14 w15 w16se w16cid w16 w16cex w16sdtdh wp14">
+<w:document xmlns:wpc="http://schemas.microsoft.com/office/word/2010/wordprocessingCanvas" xmlns:cx="http://schemas.microsoft.com/office/drawing/2014/chartex" xmlns:cx1="http://schemas.microsoft.com/office/drawing/2015/9/8/chartex" xmlns:cx2="http://schemas.microsoft.com/office/drawing/2015/10/21/chartex" xmlns:cx3="http://schemas.microsoft.com/office/drawing/2016/5/9/chartex" xmlns:cx4="http://schemas.microsoft.com/office/drawing/2016/5/10/chartex" xmlns:cx5="http://schemas.microsoft.com/office/drawing/2016/5/11/chartex" xmlns:cx6="http://schemas.microsoft.com/office/drawing/2016/5/12/chartex" xmlns:cx7="http://schemas.microsoft.com/office/drawing/2016/5/13/chartex" xmlns:cx8="http://schemas.microsoft.com/office/drawing/2016/5/14/chartex" xmlns:mc="http://schemas.openxmlformats.org/markup-compatibility/2006" xmlns:aink="http://schemas.microsoft.com/office/drawing/2016/ink" xmlns:am3d="http://schemas.microsoft.com/office/drawing/2017/model3d" xmlns:o="urn:schemas-microsoft-com:office:office" xmlns:oel="http://schemas.microsoft.com/office/2019/extlst" xmlns:r="http://schemas.openxmlformats.org/officeDocument/2006/relationships" xmlns:m="http://schemas.openxmlformats.org/officeDocument/2006/math" xmlns:v="urn:schemas-microsoft-com:vml" xmlns:wp14="http://schemas.microsoft.com/office/word/2010/wordprocessingDrawing" xmlns:wp="http://schemas.openxmlformats.org/drawingml/2006/wordprocessingDrawing" xmlns:w10="urn:schemas-microsoft-com:office:word" xmlns:w="http://schemas.openxmlformats.org/wordprocessingml/2006/main" xmlns:w14="http://schemas.microsoft.com/office/word/2010/wordml" xmlns:w15="http://schemas.microsoft.com/office/word/2012/wordml" xmlns:w16cex="http://schemas.microsoft.com/office/word/2018/wordml/cex" xmlns:w16cid="http://schemas.microsoft.com/office/word/2016/wordml/cid" xmlns:w16="http://schemas.microsoft.com/office/word/2018/wordml" xmlns:w16du="http://schemas.microsoft.com/office/word/2023/wordml/word16du" xmlns:w16sdtdh="http://schemas.microsoft.com/office/word/2020/wordml/sdtdatahash" xmlns:w16sdtfl="http://schemas.microsoft.com/office/word/2024/wordml/sdtformatlock" xmlns:w16se="http://schemas.microsoft.com/office/word/2015/wordml/symex" xmlns:wpg="http://schemas.microsoft.com/office/word/2010/wordprocessingGroup" xmlns:wpi="http://schemas.microsoft.com/office/word/2010/wordprocessingInk" xmlns:wne="http://schemas.microsoft.com/office/word/2006/wordml" xmlns:wps="http://schemas.microsoft.com/office/word/2010/wordprocessingShape" mc:Ignorable="w14 w15 w16se w16cid w16 w16cex w16sdtdh w16sdtfl w16du wp14">
   <w:body>
     <w:p>
       <w:pPr>
@@ -19,33 +19,13 @@
         </w:rPr>
         <w:t xml:space="preserve">Трудовой договор № </w:t>
       </w:r>
-      <w:proofErr w:type="gramStart"/>
-      <w:r>
-        <w:rPr>
-          <w:rFonts w:cs="Times New Roman"/>
-          <w:sz w:val="20"/>
-          <w:szCs w:val="20"/>
-        </w:rPr>
-        <w:t xml:space="preserve">{{ </w:t>
-      </w:r>
-      <w:proofErr w:type="spellStart"/>
-      <w:r>
-        <w:rPr>
-          <w:rFonts w:cs="Times New Roman"/>
-          <w:sz w:val="20"/>
-          <w:szCs w:val="20"/>
-        </w:rPr>
-        <w:t>number</w:t>
-      </w:r>
-      <w:proofErr w:type="spellEnd"/>
-      <w:proofErr w:type="gramEnd"/>
-      <w:r>
-        <w:rPr>
-          <w:rFonts w:cs="Times New Roman"/>
-          <w:sz w:val="20"/>
-          <w:szCs w:val="20"/>
-        </w:rPr>
-        <w:t xml:space="preserve"> }}</w:t>
+      <w:r>
+        <w:rPr>
+          <w:rFonts w:cs="Times New Roman"/>
+          <w:sz w:val="20"/>
+          <w:szCs w:val="20"/>
+        </w:rPr>
+        <w:t>{{ number }}</w:t>
       </w:r>
     </w:p>
     <w:p>
@@ -77,7 +57,6 @@
           <w:szCs w:val="20"/>
         </w:rPr>
       </w:pPr>
-      <w:proofErr w:type="gramStart"/>
       <w:r>
         <w:rPr>
           <w:rFonts w:ascii="Times New Roman" w:hAnsi="Times New Roman"/>
@@ -87,103 +66,89 @@
           <w:szCs w:val="20"/>
           <w:lang w:val="en-US"/>
         </w:rPr>
-        <w:t>{{ city</w:t>
-      </w:r>
-      <w:proofErr w:type="gramEnd"/>
-      <w:r>
-        <w:rPr>
-          <w:rFonts w:ascii="Times New Roman" w:hAnsi="Times New Roman"/>
+        <w:t>{{ city }}</w:t>
+      </w:r>
+      <w:r>
+        <w:rPr>
+          <w:rFonts w:ascii="Times New Roman" w:hAnsi="Times New Roman"/>
+          <w:sz w:val="20"/>
+          <w:szCs w:val="20"/>
+        </w:rPr>
+        <w:tab/>
+      </w:r>
+      <w:r>
+        <w:rPr>
+          <w:rFonts w:ascii="Times New Roman" w:hAnsi="Times New Roman"/>
+          <w:sz w:val="20"/>
+          <w:szCs w:val="20"/>
+        </w:rPr>
+        <w:tab/>
+      </w:r>
+      <w:r>
+        <w:rPr>
+          <w:rFonts w:ascii="Times New Roman" w:hAnsi="Times New Roman"/>
+          <w:sz w:val="20"/>
+          <w:szCs w:val="20"/>
+        </w:rPr>
+        <w:tab/>
+      </w:r>
+      <w:r>
+        <w:rPr>
+          <w:rFonts w:ascii="Times New Roman" w:hAnsi="Times New Roman"/>
+          <w:sz w:val="20"/>
+          <w:szCs w:val="20"/>
+        </w:rPr>
+        <w:tab/>
+      </w:r>
+      <w:r>
+        <w:rPr>
+          <w:rFonts w:ascii="Times New Roman" w:hAnsi="Times New Roman"/>
+          <w:sz w:val="20"/>
+          <w:szCs w:val="20"/>
+        </w:rPr>
+        <w:tab/>
+      </w:r>
+      <w:r>
+        <w:rPr>
+          <w:rFonts w:ascii="Times New Roman" w:hAnsi="Times New Roman"/>
+          <w:sz w:val="20"/>
+          <w:szCs w:val="20"/>
+        </w:rPr>
+        <w:tab/>
+      </w:r>
+      <w:r>
+        <w:rPr>
+          <w:rFonts w:ascii="Times New Roman" w:hAnsi="Times New Roman"/>
+          <w:sz w:val="20"/>
+          <w:szCs w:val="20"/>
+        </w:rPr>
+        <w:tab/>
+      </w:r>
+      <w:r>
+        <w:rPr>
           <w:b/>
-          <w:bCs/>
+          <w:sz w:val="20"/>
+          <w:szCs w:val="20"/>
+        </w:rPr>
+        <w:t>{{</w:t>
+      </w:r>
+      <w:r>
+        <w:rPr>
+          <w:b/>
+          <w:sz w:val="20"/>
+          <w:szCs w:val="20"/>
+        </w:rPr>
+        <w:t xml:space="preserve"> </w:t>
+      </w:r>
+      <w:r>
+        <w:rPr>
+          <w:b/>
           <w:sz w:val="20"/>
           <w:szCs w:val="20"/>
           <w:lang w:val="en-US"/>
         </w:rPr>
-        <w:t xml:space="preserve"> }}</w:t>
-      </w:r>
-      <w:r>
-        <w:rPr>
-          <w:rFonts w:ascii="Times New Roman" w:hAnsi="Times New Roman"/>
-          <w:sz w:val="20"/>
-          <w:szCs w:val="20"/>
-        </w:rPr>
-        <w:tab/>
-      </w:r>
-      <w:r>
-        <w:rPr>
-          <w:rFonts w:ascii="Times New Roman" w:hAnsi="Times New Roman"/>
-          <w:sz w:val="20"/>
-          <w:szCs w:val="20"/>
-        </w:rPr>
-        <w:tab/>
-      </w:r>
-      <w:r>
-        <w:rPr>
-          <w:rFonts w:ascii="Times New Roman" w:hAnsi="Times New Roman"/>
-          <w:sz w:val="20"/>
-          <w:szCs w:val="20"/>
-        </w:rPr>
-        <w:tab/>
-      </w:r>
-      <w:r>
-        <w:rPr>
-          <w:rFonts w:ascii="Times New Roman" w:hAnsi="Times New Roman"/>
-          <w:sz w:val="20"/>
-          <w:szCs w:val="20"/>
-        </w:rPr>
-        <w:tab/>
-      </w:r>
-      <w:r>
-        <w:rPr>
-          <w:rFonts w:ascii="Times New Roman" w:hAnsi="Times New Roman"/>
-          <w:sz w:val="20"/>
-          <w:szCs w:val="20"/>
-        </w:rPr>
-        <w:tab/>
-      </w:r>
-      <w:r>
-        <w:rPr>
-          <w:rFonts w:ascii="Times New Roman" w:hAnsi="Times New Roman"/>
-          <w:sz w:val="20"/>
-          <w:szCs w:val="20"/>
-        </w:rPr>
-        <w:tab/>
-      </w:r>
-      <w:r>
-        <w:rPr>
-          <w:rFonts w:ascii="Times New Roman" w:hAnsi="Times New Roman"/>
-          <w:sz w:val="20"/>
-          <w:szCs w:val="20"/>
-        </w:rPr>
-        <w:tab/>
-      </w:r>
-      <w:r>
-        <w:rPr>
-          <w:b/>
-          <w:sz w:val="20"/>
-          <w:szCs w:val="20"/>
-        </w:rPr>
-        <w:t>{{</w:t>
-      </w:r>
-      <w:r>
-        <w:rPr>
-          <w:b/>
-          <w:sz w:val="20"/>
-          <w:szCs w:val="20"/>
-        </w:rPr>
-        <w:t xml:space="preserve"> </w:t>
-      </w:r>
-      <w:proofErr w:type="spellStart"/>
-      <w:r>
-        <w:rPr>
-          <w:b/>
-          <w:sz w:val="20"/>
-          <w:szCs w:val="20"/>
-          <w:lang w:val="en-US"/>
-        </w:rPr>
         <w:t>startDateQuotes</w:t>
       </w:r>
-      <w:proofErr w:type="spellEnd"/>
       <w:r>
         <w:rPr>
           <w:b/>
@@ -232,9 +197,8 @@
           <w:sz w:val="20"/>
           <w:szCs w:val="20"/>
         </w:rPr>
-        <w:t xml:space="preserve">{{ </w:t>
-      </w:r>
-      <w:proofErr w:type="spellStart"/>
+        <w:t>{{ organization</w:t>
+      </w:r>
       <w:r>
         <w:rPr>
           <w:rFonts w:cs="Times New Roman"/>
@@ -243,9 +207,8 @@
           <w:sz w:val="20"/>
           <w:szCs w:val="20"/>
         </w:rPr>
-        <w:t>organization</w:t>
-      </w:r>
-      <w:proofErr w:type="spellEnd"/>
+        <w:t xml:space="preserve"> </w:t>
+      </w:r>
       <w:r>
         <w:rPr>
           <w:rFonts w:cs="Times New Roman"/>
@@ -254,7 +217,7 @@
           <w:sz w:val="20"/>
           <w:szCs w:val="20"/>
         </w:rPr>
-        <w:t xml:space="preserve"> </w:t>
+        <w:t>}}</w:t>
       </w:r>
       <w:r>
         <w:rPr>
@@ -264,7 +227,7 @@
           <w:sz w:val="20"/>
           <w:szCs w:val="20"/>
         </w:rPr>
-        <w:t>}}</w:t>
+        <w:t xml:space="preserve"> </w:t>
       </w:r>
       <w:r>
         <w:rPr>
@@ -274,7 +237,63 @@
           <w:sz w:val="20"/>
           <w:szCs w:val="20"/>
         </w:rPr>
-        <w:t xml:space="preserve"> </w:t>
+        <w:t xml:space="preserve">в лице Генерального директора </w:t>
+      </w:r>
+      <w:r>
+        <w:rPr>
+          <w:rFonts w:cs="Times New Roman"/>
+          <w:sz w:val="20"/>
+          <w:szCs w:val="20"/>
+        </w:rPr>
+        <w:fldChar w:fldCharType="begin"/>
+      </w:r>
+      <w:r>
+        <w:rPr>
+          <w:rFonts w:cs="Times New Roman"/>
+          <w:sz w:val="20"/>
+          <w:szCs w:val="20"/>
+        </w:rPr>
+        <w:instrText xml:space="preserve"> DOCVARIABLE  ГенеральныйДиректорРП  \* MERGEFORMAT </w:instrText>
+      </w:r>
+      <w:r>
+        <w:rPr>
+          <w:rFonts w:cs="Times New Roman"/>
+          <w:sz w:val="20"/>
+          <w:szCs w:val="20"/>
+        </w:rPr>
+        <w:fldChar w:fldCharType="separate"/>
+      </w:r>
+      <w:r>
+        <w:rPr>
+          <w:rFonts w:cs="Times New Roman"/>
+          <w:sz w:val="20"/>
+          <w:szCs w:val="20"/>
+        </w:rPr>
+        <w:t>{{</w:t>
+      </w:r>
+      <w:r>
+        <w:rPr>
+          <w:rFonts w:cs="Times New Roman"/>
+          <w:sz w:val="20"/>
+          <w:szCs w:val="20"/>
+        </w:rPr>
+        <w:t xml:space="preserve"> surnameInitialsDirector </w:t>
+      </w:r>
+      <w:r>
+        <w:rPr>
+          <w:rFonts w:cs="Times New Roman"/>
+          <w:sz w:val="20"/>
+          <w:szCs w:val="20"/>
+        </w:rPr>
+        <w:t>}}</w:t>
+      </w:r>
+      <w:r>
+        <w:rPr>
+          <w:rFonts w:cs="Times New Roman"/>
+          <w:sz w:val="20"/>
+          <w:szCs w:val="20"/>
+        </w:rPr>
+        <w:fldChar w:fldCharType="end"/>
       </w:r>
       <w:r>
         <w:rPr>
@@ -284,13 +303,14 @@
           <w:sz w:val="20"/>
           <w:szCs w:val="20"/>
         </w:rPr>
-        <w:t xml:space="preserve">в лице Генерального директора </w:t>
-      </w:r>
-      <w:r>
-        <w:rPr>
-          <w:rFonts w:cs="Times New Roman"/>
-          <w:sz w:val="20"/>
-          <w:szCs w:val="20"/>
+        <w:t xml:space="preserve">, действующего на основании Устава, именуемый в дальнейшем «Работодатель» или «Общество», с одной стороны </w:t>
+      </w:r>
+      <w:r>
+        <w:rPr>
+          <w:rFonts w:cs="Times New Roman"/>
+          <w:sz w:val="20"/>
+          <w:szCs w:val="20"/>
+          <w:shd w:val="clear" w:color="auto" w:fill="FFFFFF"/>
         </w:rPr>
         <w:fldChar w:fldCharType="begin"/>
       </w:r>
@@ -299,14 +319,16 @@
           <w:rFonts w:cs="Times New Roman"/>
           <w:sz w:val="20"/>
           <w:szCs w:val="20"/>
-        </w:rPr>
-        <w:instrText xml:space="preserve"> DOCVARIABLE  ГенеральныйДиректорРП  \* MERGEFORMAT </w:instrText>
-      </w:r>
-      <w:r>
-        <w:rPr>
-          <w:rFonts w:cs="Times New Roman"/>
-          <w:sz w:val="20"/>
-          <w:szCs w:val="20"/>
+          <w:shd w:val="clear" w:color="auto" w:fill="FFFFFF"/>
+        </w:rPr>
+        <w:instrText xml:space="preserve"> DOCVARIABLE  Обращение  \* MERGEFORMAT </w:instrText>
+      </w:r>
+      <w:r>
+        <w:rPr>
+          <w:rFonts w:cs="Times New Roman"/>
+          <w:sz w:val="20"/>
+          <w:szCs w:val="20"/>
+          <w:shd w:val="clear" w:color="auto" w:fill="FFFFFF"/>
         </w:rPr>
         <w:fldChar w:fldCharType="separate"/>
       </w:r>
@@ -315,32 +337,52 @@
           <w:rFonts w:cs="Times New Roman"/>
           <w:sz w:val="20"/>
           <w:szCs w:val="20"/>
-        </w:rPr>
-        <w:t>{{</w:t>
-      </w:r>
-      <w:r>
-        <w:rPr>
-          <w:rFonts w:cs="Times New Roman"/>
-          <w:sz w:val="20"/>
-          <w:szCs w:val="20"/>
+          <w:shd w:val="clear" w:color="auto" w:fill="FFFFFF"/>
+        </w:rPr>
+        <w:t>гражданин</w:t>
+      </w:r>
+      <w:r>
+        <w:rPr>
+          <w:rFonts w:cs="Times New Roman"/>
+          <w:sz w:val="20"/>
+          <w:szCs w:val="20"/>
+          <w:shd w:val="clear" w:color="auto" w:fill="FFFFFF"/>
+        </w:rPr>
+        <w:fldChar w:fldCharType="end"/>
+      </w:r>
+      <w:r>
+        <w:rPr>
+          <w:rFonts w:cs="Times New Roman"/>
+          <w:sz w:val="20"/>
+          <w:szCs w:val="20"/>
+          <w:shd w:val="clear" w:color="auto" w:fill="FFFFFF"/>
+        </w:rPr>
+        <w:t xml:space="preserve"> страны</w:t>
+      </w:r>
+      <w:r>
+        <w:rPr>
+          <w:rFonts w:cs="Times New Roman"/>
+          <w:sz w:val="20"/>
+          <w:szCs w:val="20"/>
+          <w:shd w:val="clear" w:color="auto" w:fill="FFFFFF"/>
         </w:rPr>
         <w:t xml:space="preserve"> </w:t>
       </w:r>
-      <w:proofErr w:type="spellStart"/>
-      <w:r>
-        <w:rPr>
-          <w:rFonts w:cs="Times New Roman"/>
-          <w:sz w:val="20"/>
-          <w:szCs w:val="20"/>
-        </w:rPr>
-        <w:t>surnameInitialsDirector</w:t>
-      </w:r>
-      <w:proofErr w:type="spellEnd"/>
-      <w:r>
-        <w:rPr>
-          <w:rFonts w:cs="Times New Roman"/>
-          <w:sz w:val="20"/>
-          <w:szCs w:val="20"/>
+      <w:r>
+        <w:rPr>
+          <w:rFonts w:cs="Times New Roman"/>
+          <w:sz w:val="20"/>
+          <w:szCs w:val="20"/>
+          <w:shd w:val="clear" w:color="auto" w:fill="FFFFFF"/>
+        </w:rPr>
+        <w:t>{{ citizenship }}</w:t>
+      </w:r>
+      <w:r>
+        <w:rPr>
+          <w:rFonts w:cs="Times New Roman"/>
+          <w:sz w:val="20"/>
+          <w:szCs w:val="20"/>
+          <w:shd w:val="clear" w:color="auto" w:fill="FFFFFF"/>
         </w:rPr>
         <w:t xml:space="preserve"> </w:t>
       </w:r>
@@ -349,16 +391,56 @@
           <w:rFonts w:cs="Times New Roman"/>
           <w:sz w:val="20"/>
           <w:szCs w:val="20"/>
-        </w:rPr>
-        <w:t>}}</w:t>
-      </w:r>
-      <w:r>
-        <w:rPr>
-          <w:rFonts w:cs="Times New Roman"/>
-          <w:sz w:val="20"/>
-          <w:szCs w:val="20"/>
-        </w:rPr>
-        <w:fldChar w:fldCharType="end"/>
+          <w:shd w:val="clear" w:color="auto" w:fill="FFFFFF"/>
+        </w:rPr>
+        <w:t xml:space="preserve">{{ </w:t>
+      </w:r>
+      <w:r>
+        <w:rPr>
+          <w:rFonts w:cs="Times New Roman"/>
+          <w:sz w:val="20"/>
+          <w:szCs w:val="20"/>
+          <w:shd w:val="clear" w:color="auto" w:fill="FFFFFF"/>
+          <w:lang w:val="en-US"/>
+        </w:rPr>
+        <w:t>full</w:t>
+      </w:r>
+      <w:r>
+        <w:rPr>
+          <w:rFonts w:cs="Times New Roman"/>
+          <w:sz w:val="20"/>
+          <w:szCs w:val="20"/>
+          <w:shd w:val="clear" w:color="auto" w:fill="FFFFFF"/>
+          <w:lang w:val="en-US"/>
+        </w:rPr>
+        <w:t>N</w:t>
+      </w:r>
+      <w:r>
+        <w:rPr>
+          <w:rFonts w:cs="Times New Roman"/>
+          <w:sz w:val="20"/>
+          <w:szCs w:val="20"/>
+          <w:shd w:val="clear" w:color="auto" w:fill="FFFFFF"/>
+          <w:lang w:val="en-US"/>
+        </w:rPr>
+        <w:t>ame</w:t>
+      </w:r>
+      <w:r>
+        <w:rPr>
+          <w:rFonts w:cs="Times New Roman"/>
+          <w:sz w:val="20"/>
+          <w:szCs w:val="20"/>
+          <w:shd w:val="clear" w:color="auto" w:fill="FFFFFF"/>
+        </w:rPr>
+        <w:t xml:space="preserve"> }}</w:t>
+      </w:r>
+      <w:r>
+        <w:rPr>
+          <w:rFonts w:cs="Times New Roman"/>
+          <w:sz w:val="20"/>
+          <w:szCs w:val="20"/>
+        </w:rPr>
+        <w:t xml:space="preserve">, </w:t>
       </w:r>
       <w:r>
         <w:rPr>
@@ -368,189 +450,7 @@
           <w:sz w:val="20"/>
           <w:szCs w:val="20"/>
         </w:rPr>
-        <w:t xml:space="preserve">, действующего на основании Устава, именуемый в дальнейшем «Работодатель» или «Общество», с одной стороны </w:t>
-      </w:r>
-      <w:r>
-        <w:rPr>
-          <w:rFonts w:cs="Times New Roman"/>
-          <w:sz w:val="20"/>
-          <w:szCs w:val="20"/>
-          <w:shd w:val="clear" w:color="auto" w:fill="FFFFFF"/>
-        </w:rPr>
-        <w:fldChar w:fldCharType="begin"/>
-      </w:r>
-      <w:r>
-        <w:rPr>
-          <w:rFonts w:cs="Times New Roman"/>
-          <w:sz w:val="20"/>
-          <w:szCs w:val="20"/>
-          <w:shd w:val="clear" w:color="auto" w:fill="FFFFFF"/>
-        </w:rPr>
-        <w:instrText xml:space="preserve"> DOCVARIABLE  Обращение  \* MERGEFORMAT </w:instrText>
-      </w:r>
-      <w:r>
-        <w:rPr>
-          <w:rFonts w:cs="Times New Roman"/>
-          <w:sz w:val="20"/>
-          <w:szCs w:val="20"/>
-          <w:shd w:val="clear" w:color="auto" w:fill="FFFFFF"/>
-        </w:rPr>
-        <w:fldChar w:fldCharType="separate"/>
-      </w:r>
-      <w:r>
-        <w:rPr>
-          <w:rFonts w:cs="Times New Roman"/>
-          <w:sz w:val="20"/>
-          <w:szCs w:val="20"/>
-          <w:shd w:val="clear" w:color="auto" w:fill="FFFFFF"/>
-        </w:rPr>
-        <w:t>гражданин</w:t>
-      </w:r>
-      <w:r>
-        <w:rPr>
-          <w:rFonts w:cs="Times New Roman"/>
-          <w:sz w:val="20"/>
-          <w:szCs w:val="20"/>
-          <w:shd w:val="clear" w:color="auto" w:fill="FFFFFF"/>
-        </w:rPr>
-        <w:fldChar w:fldCharType="end"/>
-      </w:r>
-      <w:r>
-        <w:rPr>
-          <w:rFonts w:cs="Times New Roman"/>
-          <w:sz w:val="20"/>
-          <w:szCs w:val="20"/>
-          <w:shd w:val="clear" w:color="auto" w:fill="FFFFFF"/>
-        </w:rPr>
-        <w:t xml:space="preserve"> </w:t>
-      </w:r>
-      <w:r>
-        <w:rPr>
-          <w:rFonts w:cs="Times New Roman"/>
-          <w:sz w:val="20"/>
-          <w:szCs w:val="20"/>
-          <w:shd w:val="clear" w:color="auto" w:fill="FFFFFF"/>
-        </w:rPr>
-        <w:t xml:space="preserve">{{ </w:t>
-      </w:r>
-      <w:proofErr w:type="spellStart"/>
-      <w:r>
-        <w:rPr>
-          <w:rFonts w:cs="Times New Roman"/>
-          <w:sz w:val="20"/>
-          <w:szCs w:val="20"/>
-          <w:shd w:val="clear" w:color="auto" w:fill="FFFFFF"/>
-        </w:rPr>
-        <w:t>citizenship</w:t>
-      </w:r>
-      <w:proofErr w:type="spellEnd"/>
-      <w:r>
-        <w:rPr>
-          <w:rFonts w:cs="Times New Roman"/>
-          <w:sz w:val="20"/>
-          <w:szCs w:val="20"/>
-          <w:shd w:val="clear" w:color="auto" w:fill="FFFFFF"/>
-        </w:rPr>
-        <w:t xml:space="preserve"> }}</w:t>
-      </w:r>
-      <w:r>
-        <w:rPr>
-          <w:rFonts w:cs="Times New Roman"/>
-          <w:sz w:val="20"/>
-          <w:szCs w:val="20"/>
-          <w:shd w:val="clear" w:color="auto" w:fill="FFFFFF"/>
-        </w:rPr>
-        <w:t xml:space="preserve"> </w:t>
-      </w:r>
-      <w:r>
-        <w:rPr>
-          <w:rFonts w:cs="Times New Roman"/>
-          <w:sz w:val="20"/>
-          <w:szCs w:val="20"/>
-          <w:shd w:val="clear" w:color="auto" w:fill="FFFFFF"/>
-        </w:rPr>
-        <w:t xml:space="preserve">{{ </w:t>
-      </w:r>
-      <w:proofErr w:type="spellStart"/>
-      <w:r>
-        <w:rPr>
-          <w:rFonts w:cs="Times New Roman"/>
-          <w:sz w:val="20"/>
-          <w:szCs w:val="20"/>
-          <w:shd w:val="clear" w:color="auto" w:fill="FFFFFF"/>
-          <w:lang w:val="en-US"/>
-        </w:rPr>
-        <w:t>full</w:t>
-      </w:r>
-      <w:r>
-        <w:rPr>
-          <w:rFonts w:cs="Times New Roman"/>
-          <w:sz w:val="20"/>
-          <w:szCs w:val="20"/>
-          <w:shd w:val="clear" w:color="auto" w:fill="FFFFFF"/>
-          <w:lang w:val="en-US"/>
-        </w:rPr>
-        <w:t>N</w:t>
-      </w:r>
-      <w:r>
-        <w:rPr>
-          <w:rFonts w:cs="Times New Roman"/>
-          <w:sz w:val="20"/>
-          <w:szCs w:val="20"/>
-          <w:shd w:val="clear" w:color="auto" w:fill="FFFFFF"/>
-          <w:lang w:val="en-US"/>
-        </w:rPr>
-        <w:t>ame</w:t>
-      </w:r>
-      <w:proofErr w:type="spellEnd"/>
-      <w:r>
-        <w:rPr>
-          <w:rFonts w:cs="Times New Roman"/>
-          <w:sz w:val="20"/>
-          <w:szCs w:val="20"/>
-          <w:shd w:val="clear" w:color="auto" w:fill="FFFFFF"/>
-        </w:rPr>
-        <w:t xml:space="preserve"> }}</w:t>
-      </w:r>
-      <w:r>
-        <w:rPr>
-          <w:rFonts w:cs="Times New Roman"/>
-          <w:sz w:val="20"/>
-          <w:szCs w:val="20"/>
-        </w:rPr>
-        <w:t xml:space="preserve">, </w:t>
-      </w:r>
-      <w:r>
-        <w:rPr>
-          <w:rFonts w:cs="Times New Roman"/>
-          <w:b w:val="0"/>
-          <w:bCs w:val="0"/>
-          <w:sz w:val="20"/>
-          <w:szCs w:val="20"/>
-        </w:rPr>
-        <w:t>именуемый(</w:t>
-      </w:r>
-      <w:proofErr w:type="spellStart"/>
-      <w:r>
-        <w:rPr>
-          <w:rFonts w:cs="Times New Roman"/>
-          <w:b w:val="0"/>
-          <w:bCs w:val="0"/>
-          <w:sz w:val="20"/>
-          <w:szCs w:val="20"/>
-        </w:rPr>
-        <w:t>ая</w:t>
-      </w:r>
-      <w:proofErr w:type="spellEnd"/>
-      <w:r>
-        <w:rPr>
-          <w:rFonts w:cs="Times New Roman"/>
-          <w:b w:val="0"/>
-          <w:bCs w:val="0"/>
-          <w:sz w:val="20"/>
-          <w:szCs w:val="20"/>
-        </w:rPr>
-        <w:t>) в дальнейшем «Работник» заключили настоящий Договор (далее - Договор) о</w:t>
+        <w:t>именуемый(ая) в дальнейшем «Работник» заключили настоящий Договор (далее - Договор) о</w:t>
       </w:r>
       <w:r>
         <w:rPr>
@@ -652,7 +552,6 @@
         </w:rPr>
         <w:t xml:space="preserve">на должность </w:t>
       </w:r>
-      <w:proofErr w:type="gramStart"/>
       <w:r>
         <w:rPr>
           <w:rFonts w:cs="Times New Roman"/>
@@ -663,7 +562,6 @@
         </w:rPr>
         <w:t xml:space="preserve">{{ </w:t>
       </w:r>
-      <w:proofErr w:type="spellStart"/>
       <w:r>
         <w:rPr>
           <w:rFonts w:cs="Times New Roman"/>
@@ -672,10 +570,8 @@
           <w:sz w:val="20"/>
           <w:szCs w:val="20"/>
         </w:rPr>
-        <w:t>position</w:t>
-      </w:r>
-      <w:proofErr w:type="spellEnd"/>
-      <w:proofErr w:type="gramEnd"/>
+        <w:t xml:space="preserve">position </w:t>
+      </w:r>
       <w:r>
         <w:rPr>
           <w:rFonts w:cs="Times New Roman"/>
@@ -684,7 +580,7 @@
           <w:sz w:val="20"/>
           <w:szCs w:val="20"/>
         </w:rPr>
-        <w:t xml:space="preserve"> </w:t>
+        <w:t>}</w:t>
       </w:r>
       <w:r>
         <w:rPr>
@@ -703,8 +599,9 @@
           <w:bCs w:val="0"/>
           <w:sz w:val="20"/>
           <w:szCs w:val="20"/>
-        </w:rPr>
-        <w:t>}</w:t>
+          <w:u w:val="single"/>
+        </w:rPr>
+        <w:t>,</w:t>
       </w:r>
       <w:r>
         <w:rPr>
@@ -713,9 +610,8 @@
           <w:bCs w:val="0"/>
           <w:sz w:val="20"/>
           <w:szCs w:val="20"/>
-          <w:u w:val="single"/>
-        </w:rPr>
-        <w:t>,</w:t>
+        </w:rPr>
+        <w:t xml:space="preserve"> с окладом в размере</w:t>
       </w:r>
       <w:r>
         <w:rPr>
@@ -725,16 +621,6 @@
           <w:sz w:val="20"/>
           <w:szCs w:val="20"/>
         </w:rPr>
-        <w:t xml:space="preserve"> с окладом в размере</w:t>
-      </w:r>
-      <w:r>
-        <w:rPr>
-          <w:rFonts w:cs="Times New Roman"/>
-          <w:b w:val="0"/>
-          <w:bCs w:val="0"/>
-          <w:sz w:val="20"/>
-          <w:szCs w:val="20"/>
-        </w:rPr>
         <w:t xml:space="preserve"> </w:t>
       </w:r>
       <w:r>
@@ -743,43 +629,24 @@
           <w:sz w:val="20"/>
           <w:szCs w:val="20"/>
         </w:rPr>
+        <w:t>{{ salary }}</w:t>
+      </w:r>
+      <w:r>
+        <w:rPr>
+          <w:rFonts w:cs="Times New Roman"/>
+          <w:sz w:val="20"/>
+          <w:szCs w:val="20"/>
+        </w:rPr>
+        <w:t xml:space="preserve"> (</w:t>
+      </w:r>
+      <w:r>
+        <w:rPr>
+          <w:rFonts w:cs="Times New Roman"/>
+          <w:sz w:val="20"/>
+          <w:szCs w:val="20"/>
+        </w:rPr>
         <w:t xml:space="preserve">{{ </w:t>
       </w:r>
-      <w:proofErr w:type="spellStart"/>
-      <w:r>
-        <w:rPr>
-          <w:rFonts w:cs="Times New Roman"/>
-          <w:sz w:val="20"/>
-          <w:szCs w:val="20"/>
-        </w:rPr>
-        <w:t>salary</w:t>
-      </w:r>
-      <w:proofErr w:type="spellEnd"/>
-      <w:r>
-        <w:rPr>
-          <w:rFonts w:cs="Times New Roman"/>
-          <w:sz w:val="20"/>
-          <w:szCs w:val="20"/>
-        </w:rPr>
-        <w:t xml:space="preserve"> }}</w:t>
-      </w:r>
-      <w:r>
-        <w:rPr>
-          <w:rFonts w:cs="Times New Roman"/>
-          <w:sz w:val="20"/>
-          <w:szCs w:val="20"/>
-        </w:rPr>
-        <w:t xml:space="preserve"> (</w:t>
-      </w:r>
-      <w:r>
-        <w:rPr>
-          <w:rFonts w:cs="Times New Roman"/>
-          <w:sz w:val="20"/>
-          <w:szCs w:val="20"/>
-        </w:rPr>
-        <w:t xml:space="preserve">{{ </w:t>
-      </w:r>
-      <w:proofErr w:type="spellStart"/>
       <w:r>
         <w:rPr>
           <w:rFonts w:cs="Times New Roman"/>
@@ -788,7 +655,6 @@
         </w:rPr>
         <w:t>textSalary</w:t>
       </w:r>
-      <w:proofErr w:type="spellEnd"/>
       <w:r>
         <w:rPr>
           <w:rFonts w:cs="Times New Roman"/>
@@ -858,17 +724,17 @@
           <w:sz w:val="20"/>
           <w:szCs w:val="20"/>
         </w:rPr>
-        <w:t xml:space="preserve">ию Работодателя или его </w:t>
-      </w:r>
-      <w:proofErr w:type="gramStart"/>
+        <w:t>ию Работодателя или его представителя)</w:t>
+      </w:r>
       <w:r>
         <w:rPr>
           <w:rFonts w:cs="Times New Roman"/>
           <w:b w:val="0"/>
           <w:sz w:val="20"/>
           <w:szCs w:val="20"/>
-        </w:rPr>
-        <w:t>представителя)</w:t>
+          <w:lang w:val="en-US"/>
+        </w:rPr>
+        <w:t xml:space="preserve">{{ </w:t>
       </w:r>
       <w:r>
         <w:rPr>
@@ -878,31 +744,8 @@
           <w:szCs w:val="20"/>
           <w:lang w:val="en-US"/>
         </w:rPr>
-        <w:t>{</w:t>
-      </w:r>
-      <w:proofErr w:type="gramEnd"/>
-      <w:r>
-        <w:rPr>
-          <w:rFonts w:cs="Times New Roman"/>
-          <w:b w:val="0"/>
-          <w:sz w:val="20"/>
-          <w:szCs w:val="20"/>
-          <w:lang w:val="en-US"/>
-        </w:rPr>
-        <w:t xml:space="preserve">{ </w:t>
-      </w:r>
-      <w:proofErr w:type="spellStart"/>
-      <w:r>
-        <w:rPr>
-          <w:rFonts w:cs="Times New Roman"/>
-          <w:b w:val="0"/>
-          <w:sz w:val="20"/>
-          <w:szCs w:val="20"/>
-          <w:lang w:val="en-US"/>
-        </w:rPr>
         <w:t>dateContent</w:t>
       </w:r>
-      <w:proofErr w:type="spellEnd"/>
       <w:r>
         <w:rPr>
           <w:rFonts w:cs="Times New Roman"/>
@@ -944,7 +787,6 @@
         </w:rPr>
         <w:t xml:space="preserve">Местом работы Работника является </w:t>
       </w:r>
-      <w:proofErr w:type="gramStart"/>
       <w:r>
         <w:rPr>
           <w:rFonts w:cs="Times New Roman"/>
@@ -953,30 +795,7 @@
           <w:sz w:val="20"/>
           <w:szCs w:val="20"/>
         </w:rPr>
-        <w:t xml:space="preserve">{{ </w:t>
-      </w:r>
-      <w:proofErr w:type="spellStart"/>
-      <w:r>
-        <w:rPr>
-          <w:rFonts w:cs="Times New Roman"/>
-          <w:b w:val="0"/>
-          <w:bCs w:val="0"/>
-          <w:sz w:val="20"/>
-          <w:szCs w:val="20"/>
-        </w:rPr>
-        <w:t>organization</w:t>
-      </w:r>
-      <w:proofErr w:type="spellEnd"/>
-      <w:proofErr w:type="gramEnd"/>
-      <w:r>
-        <w:rPr>
-          <w:rFonts w:cs="Times New Roman"/>
-          <w:b w:val="0"/>
-          <w:bCs w:val="0"/>
-          <w:sz w:val="20"/>
-          <w:szCs w:val="20"/>
-        </w:rPr>
-        <w:t xml:space="preserve"> }}</w:t>
+        <w:t>{{ organization }}</w:t>
       </w:r>
       <w:r>
         <w:rPr>
@@ -2266,33 +2085,7 @@
           <w:szCs w:val="20"/>
           <w:u w:color="0070C0"/>
         </w:rPr>
-        <w:t xml:space="preserve">а </w:t>
-      </w:r>
-      <w:proofErr w:type="gramStart"/>
-      <w:r>
-        <w:rPr>
-          <w:rFonts w:cs="Times New Roman"/>
-          <w:b w:val="0"/>
-          <w:bCs w:val="0"/>
-          <w:color w:val="auto"/>
-          <w:sz w:val="20"/>
-          <w:szCs w:val="20"/>
-          <w:u w:color="0070C0"/>
-        </w:rPr>
-        <w:t>так же</w:t>
-      </w:r>
-      <w:proofErr w:type="gramEnd"/>
-      <w:r>
-        <w:rPr>
-          <w:rFonts w:cs="Times New Roman"/>
-          <w:b w:val="0"/>
-          <w:bCs w:val="0"/>
-          <w:color w:val="auto"/>
-          <w:sz w:val="20"/>
-          <w:szCs w:val="20"/>
-          <w:u w:color="0070C0"/>
-        </w:rPr>
-        <w:t xml:space="preserve"> </w:t>
+        <w:t xml:space="preserve">а так же </w:t>
       </w:r>
       <w:r>
         <w:rPr>
@@ -2680,7 +2473,6 @@
         </w:rPr>
         <w:t xml:space="preserve">: </w:t>
       </w:r>
-      <w:proofErr w:type="gramStart"/>
       <w:r>
         <w:rPr>
           <w:rFonts w:ascii="Times New Roman" w:hAnsi="Times New Roman"/>
@@ -2697,7 +2489,6 @@
         </w:rPr>
         <w:t xml:space="preserve"> </w:t>
       </w:r>
-      <w:proofErr w:type="spellStart"/>
       <w:r>
         <w:rPr>
           <w:rFonts w:ascii="Times New Roman" w:hAnsi="Times New Roman"/>
@@ -2706,8 +2497,6 @@
         </w:rPr>
         <w:t>startTime</w:t>
       </w:r>
-      <w:proofErr w:type="spellEnd"/>
-      <w:proofErr w:type="gramEnd"/>
       <w:r>
         <w:rPr>
           <w:rFonts w:ascii="Times New Roman" w:hAnsi="Times New Roman"/>
@@ -2740,7 +2529,6 @@
         </w:rPr>
         <w:t xml:space="preserve">: {{ </w:t>
       </w:r>
-      <w:proofErr w:type="spellStart"/>
       <w:r>
         <w:rPr>
           <w:rFonts w:ascii="Times New Roman" w:hAnsi="Times New Roman"/>
@@ -2768,7 +2556,6 @@
         </w:rPr>
         <w:t>ime</w:t>
       </w:r>
-      <w:proofErr w:type="spellEnd"/>
       <w:r>
         <w:rPr>
           <w:rFonts w:ascii="Times New Roman" w:hAnsi="Times New Roman"/>
@@ -3797,7 +3584,6 @@
               </w:rPr>
               <w:fldChar w:fldCharType="separate"/>
             </w:r>
-            <w:proofErr w:type="gramStart"/>
             <w:r>
               <w:rPr>
                 <w:rFonts w:ascii="Times New Roman" w:hAnsi="Times New Roman"/>
@@ -3817,7 +3603,6 @@
               </w:rPr>
               <w:t>organization</w:t>
             </w:r>
-            <w:proofErr w:type="gramEnd"/>
             <w:r>
               <w:rPr>
                 <w:rFonts w:ascii="Times New Roman" w:hAnsi="Times New Roman"/>
@@ -3894,7 +3679,6 @@
               </w:rPr>
               <w:t xml:space="preserve">{{ </w:t>
             </w:r>
-            <w:proofErr w:type="spellStart"/>
             <w:r>
               <w:rPr>
                 <w:rFonts w:ascii="Times New Roman" w:hAnsi="Times New Roman"/>
@@ -3904,7 +3688,6 @@
               </w:rPr>
               <w:t>kpp</w:t>
             </w:r>
-            <w:proofErr w:type="spellEnd"/>
             <w:r>
               <w:rPr>
                 <w:rFonts w:ascii="Times New Roman" w:hAnsi="Times New Roman"/>
@@ -3967,7 +3750,6 @@
               </w:rPr>
               <w:t xml:space="preserve"> </w:t>
             </w:r>
-            <w:proofErr w:type="gramStart"/>
             <w:r>
               <w:rPr>
                 <w:rFonts w:ascii="Times New Roman" w:hAnsi="Times New Roman"/>
@@ -3977,8 +3759,6 @@
               </w:rPr>
               <w:t xml:space="preserve">{{  </w:t>
             </w:r>
-            <w:proofErr w:type="spellStart"/>
-            <w:proofErr w:type="gramEnd"/>
             <w:r>
               <w:rPr>
                 <w:rFonts w:ascii="Times New Roman" w:hAnsi="Times New Roman"/>
@@ -3988,7 +3768,6 @@
               </w:rPr>
               <w:t>paymentAccount</w:t>
             </w:r>
-            <w:proofErr w:type="spellEnd"/>
             <w:r>
               <w:rPr>
                 <w:rFonts w:ascii="Times New Roman" w:hAnsi="Times New Roman"/>
@@ -4027,19 +3806,8 @@
                 <w:szCs w:val="20"/>
                 <w:lang w:val="en-US"/>
               </w:rPr>
-              <w:t xml:space="preserve"> </w:t>
-            </w:r>
-            <w:proofErr w:type="gramStart"/>
-            <w:r>
-              <w:rPr>
-                <w:rFonts w:ascii="Times New Roman" w:hAnsi="Times New Roman"/>
-                <w:sz w:val="20"/>
-                <w:szCs w:val="20"/>
-                <w:lang w:val="en-US"/>
-              </w:rPr>
-              <w:t xml:space="preserve">{{ </w:t>
-            </w:r>
-            <w:proofErr w:type="spellStart"/>
+              <w:t xml:space="preserve"> {{ </w:t>
+            </w:r>
             <w:r>
               <w:rPr>
                 <w:rFonts w:ascii="Times New Roman" w:hAnsi="Times New Roman"/>
@@ -4049,8 +3817,6 @@
               </w:rPr>
               <w:t>nameBank</w:t>
             </w:r>
-            <w:proofErr w:type="spellEnd"/>
-            <w:proofErr w:type="gramEnd"/>
             <w:r>
               <w:rPr>
                 <w:rFonts w:ascii="Times New Roman" w:hAnsi="Times New Roman"/>
@@ -4115,7 +3881,6 @@
               </w:rPr>
               <w:t xml:space="preserve"> </w:t>
             </w:r>
-            <w:proofErr w:type="gramStart"/>
             <w:r>
               <w:rPr>
                 <w:rFonts w:ascii="Times New Roman" w:hAnsi="Times New Roman"/>
@@ -4125,7 +3890,6 @@
               </w:rPr>
               <w:t xml:space="preserve">{{ </w:t>
             </w:r>
-            <w:proofErr w:type="spellStart"/>
             <w:r>
               <w:rPr>
                 <w:rFonts w:ascii="Times New Roman" w:hAnsi="Times New Roman"/>
@@ -4135,8 +3899,6 @@
               </w:rPr>
               <w:t>correspondentAccount</w:t>
             </w:r>
-            <w:proofErr w:type="spellEnd"/>
-            <w:proofErr w:type="gramEnd"/>
             <w:r>
               <w:rPr>
                 <w:rFonts w:ascii="Times New Roman" w:hAnsi="Times New Roman"/>
@@ -4175,7 +3937,6 @@
               </w:rPr>
               <w:t xml:space="preserve"> </w:t>
             </w:r>
-            <w:proofErr w:type="gramStart"/>
             <w:r>
               <w:rPr>
                 <w:rFonts w:ascii="Times New Roman" w:hAnsi="Times New Roman"/>
@@ -4194,7 +3955,6 @@
               </w:rPr>
               <w:t>BIC</w:t>
             </w:r>
-            <w:proofErr w:type="gramEnd"/>
             <w:r>
               <w:rPr>
                 <w:rFonts w:ascii="Times New Roman" w:hAnsi="Times New Roman"/>
@@ -4258,7 +4018,6 @@
               </w:rPr>
               <w:t xml:space="preserve">: </w:t>
             </w:r>
-            <w:proofErr w:type="gramStart"/>
             <w:r>
               <w:rPr>
                 <w:rFonts w:ascii="Times New Roman" w:hAnsi="Times New Roman"/>
@@ -4268,7 +4027,6 @@
               </w:rPr>
               <w:t xml:space="preserve">{{ </w:t>
             </w:r>
-            <w:proofErr w:type="spellStart"/>
             <w:r>
               <w:rPr>
                 <w:rFonts w:ascii="Times New Roman" w:hAnsi="Times New Roman"/>
@@ -4278,8 +4036,6 @@
               </w:rPr>
               <w:t>legalAddress</w:t>
             </w:r>
-            <w:proofErr w:type="spellEnd"/>
-            <w:proofErr w:type="gramEnd"/>
             <w:r>
               <w:rPr>
                 <w:rFonts w:ascii="Times New Roman" w:hAnsi="Times New Roman"/>
@@ -4339,27 +4095,7 @@
                 <w:szCs w:val="20"/>
                 <w:lang w:val="en-US"/>
               </w:rPr>
-              <w:t xml:space="preserve">{{ </w:t>
-            </w:r>
-            <w:proofErr w:type="spellStart"/>
-            <w:r>
-              <w:rPr>
-                <w:rFonts w:ascii="Times New Roman" w:hAnsi="Times New Roman"/>
-                <w:sz w:val="20"/>
-                <w:szCs w:val="20"/>
-                <w:lang w:val="en-US"/>
-              </w:rPr>
-              <w:t>ActualAddreses</w:t>
-            </w:r>
-            <w:proofErr w:type="spellEnd"/>
-            <w:r>
-              <w:rPr>
-                <w:rFonts w:ascii="Times New Roman" w:hAnsi="Times New Roman"/>
-                <w:sz w:val="20"/>
-                <w:szCs w:val="20"/>
-                <w:lang w:val="en-US"/>
-              </w:rPr>
-              <w:t xml:space="preserve"> }}</w:t>
+              <w:t>{{ ActualAddreses }}</w:t>
             </w:r>
           </w:p>
           <w:p>
@@ -4392,7 +4128,6 @@
               </w:rPr>
               <w:t xml:space="preserve">: </w:t>
             </w:r>
-            <w:proofErr w:type="gramStart"/>
             <w:r>
               <w:rPr>
                 <w:rFonts w:ascii="Times New Roman" w:hAnsi="Times New Roman"/>
@@ -4411,7 +4146,6 @@
               </w:rPr>
               <w:t>phone</w:t>
             </w:r>
-            <w:proofErr w:type="gramEnd"/>
             <w:r>
               <w:rPr>
                 <w:rFonts w:ascii="Times New Roman" w:hAnsi="Times New Roman"/>
@@ -4564,7 +4298,6 @@
               </w:rPr>
               <w:fldChar w:fldCharType="separate"/>
             </w:r>
-            <w:proofErr w:type="gramStart"/>
             <w:r>
               <w:rPr>
                 <w:rFonts w:ascii="Times New Roman" w:hAnsi="Times New Roman"/>
@@ -4574,7 +4307,6 @@
               </w:rPr>
               <w:t xml:space="preserve">{{ </w:t>
             </w:r>
-            <w:proofErr w:type="spellStart"/>
             <w:r>
               <w:rPr>
                 <w:rFonts w:ascii="Times New Roman" w:hAnsi="Times New Roman"/>
@@ -4584,8 +4316,6 @@
               </w:rPr>
               <w:t>fullNameDirector</w:t>
             </w:r>
-            <w:proofErr w:type="spellEnd"/>
-            <w:proofErr w:type="gramEnd"/>
             <w:r>
               <w:rPr>
                 <w:rFonts w:ascii="Times New Roman" w:hAnsi="Times New Roman"/>
@@ -4655,7 +4385,6 @@
                 <w:lang w:val="en-US"/>
               </w:rPr>
             </w:pPr>
-            <w:proofErr w:type="gramStart"/>
             <w:r>
               <w:rPr>
                 <w:rFonts w:ascii="Times New Roman" w:hAnsi="Times New Roman"/>
@@ -4666,7 +4395,6 @@
               </w:rPr>
               <w:t xml:space="preserve">{{ </w:t>
             </w:r>
-            <w:proofErr w:type="spellStart"/>
             <w:r>
               <w:rPr>
                 <w:rFonts w:ascii="Times New Roman" w:hAnsi="Times New Roman"/>
@@ -4697,8 +4425,6 @@
               </w:rPr>
               <w:t>ame</w:t>
             </w:r>
-            <w:proofErr w:type="spellEnd"/>
-            <w:proofErr w:type="gramEnd"/>
             <w:r>
               <w:rPr>
                 <w:rFonts w:ascii="Times New Roman" w:hAnsi="Times New Roman"/>
@@ -4814,7 +4540,6 @@
               </w:rPr>
               <w:t xml:space="preserve">{{ </w:t>
             </w:r>
-            <w:proofErr w:type="spellStart"/>
             <w:r>
               <w:rPr>
                 <w:rFonts w:ascii="Times New Roman" w:hAnsi="Times New Roman"/>
@@ -4825,7 +4550,6 @@
               </w:rPr>
               <w:t>birthDay</w:t>
             </w:r>
-            <w:proofErr w:type="spellEnd"/>
             <w:r>
               <w:rPr>
                 <w:rFonts w:ascii="Times New Roman" w:hAnsi="Times New Roman"/>
@@ -4953,7 +4677,6 @@
               </w:rPr>
               <w:t xml:space="preserve"> № </w:t>
             </w:r>
-            <w:proofErr w:type="gramStart"/>
             <w:r>
               <w:rPr>
                 <w:rFonts w:ascii="Times New Roman" w:hAnsi="Times New Roman"/>
@@ -4974,7 +4697,6 @@
               </w:rPr>
               <w:t>passport</w:t>
             </w:r>
-            <w:proofErr w:type="gramEnd"/>
             <w:r>
               <w:rPr>
                 <w:rFonts w:ascii="Times New Roman" w:hAnsi="Times New Roman"/>
@@ -5043,7 +4765,6 @@
               </w:rPr>
               <w:t xml:space="preserve">{{ </w:t>
             </w:r>
-            <w:proofErr w:type="spellStart"/>
             <w:r>
               <w:rPr>
                 <w:rFonts w:ascii="Times New Roman" w:hAnsi="Times New Roman"/>
@@ -5054,7 +4775,6 @@
               </w:rPr>
               <w:t>dateIssuePassport</w:t>
             </w:r>
-            <w:proofErr w:type="spellEnd"/>
             <w:r>
               <w:rPr>
                 <w:rFonts w:ascii="Times New Roman" w:hAnsi="Times New Roman"/>
@@ -5126,7 +4846,6 @@
                 <w:lang w:val="en-US"/>
               </w:rPr>
             </w:pPr>
-            <w:proofErr w:type="gramStart"/>
             <w:r>
               <w:rPr>
                 <w:rFonts w:ascii="Times New Roman" w:hAnsi="Times New Roman"/>
@@ -5137,7 +4856,6 @@
               </w:rPr>
               <w:t xml:space="preserve">{{ </w:t>
             </w:r>
-            <w:proofErr w:type="spellStart"/>
             <w:r>
               <w:rPr>
                 <w:rFonts w:ascii="Times New Roman" w:hAnsi="Times New Roman"/>
@@ -5148,8 +4866,6 @@
               </w:rPr>
               <w:t>endDatePassport</w:t>
             </w:r>
-            <w:proofErr w:type="spellEnd"/>
-            <w:proofErr w:type="gramEnd"/>
             <w:r>
               <w:rPr>
                 <w:rFonts w:ascii="Times New Roman" w:hAnsi="Times New Roman"/>
@@ -5334,7 +5050,6 @@
               </w:rPr>
               <w:t xml:space="preserve">{{ </w:t>
             </w:r>
-            <w:proofErr w:type="spellStart"/>
             <w:r>
               <w:rPr>
                 <w:rFonts w:ascii="Times New Roman" w:hAnsi="Times New Roman"/>
@@ -5345,7 +5060,6 @@
               </w:rPr>
               <w:t>dateIssuePatent</w:t>
             </w:r>
-            <w:proofErr w:type="spellEnd"/>
             <w:r>
               <w:rPr>
                 <w:rFonts w:ascii="Times New Roman" w:hAnsi="Times New Roman"/>
@@ -5547,7 +5261,7 @@
 </file>
 
 <file path=word/endnotes.xml><?xml version="1.0" encoding="utf-8"?>
-<w:endnotes xmlns:wpc="http://schemas.microsoft.com/office/word/2010/wordprocessingCanvas" xmlns:cx="http://schemas.microsoft.com/office/drawing/2014/chartex" xmlns:cx1="http://schemas.microsoft.com/office/drawing/2015/9/8/chartex" xmlns:cx2="http://schemas.microsoft.com/office/drawing/2015/10/21/chartex" xmlns:cx3="http://schemas.microsoft.com/office/drawing/2016/5/9/chartex" xmlns:cx4="http://schemas.microsoft.com/office/drawing/2016/5/10/chartex" xmlns:cx5="http://schemas.microsoft.com/office/drawing/2016/5/11/chartex" xmlns:cx6="http://schemas.microsoft.com/office/drawing/2016/5/12/chartex" xmlns:cx7="http://schemas.microsoft.com/office/drawing/2016/5/13/chartex" xmlns:cx8="http://schemas.microsoft.com/office/drawing/2016/5/14/chartex" xmlns:mc="http://schemas.openxmlformats.org/markup-compatibility/2006" xmlns:aink="http://schemas.microsoft.com/office/drawing/2016/ink" xmlns:am3d="http://schemas.microsoft.com/office/drawing/2017/model3d" xmlns:o="urn:schemas-microsoft-com:office:office" xmlns:oel="http://schemas.microsoft.com/office/2019/extlst" xmlns:r="http://schemas.openxmlformats.org/officeDocument/2006/relationships" xmlns:m="http://schemas.openxmlformats.org/officeDocument/2006/math" xmlns:v="urn:schemas-microsoft-com:vml" xmlns:wp14="http://schemas.microsoft.com/office/word/2010/wordprocessingDrawing" xmlns:wp="http://schemas.openxmlformats.org/drawingml/2006/wordprocessingDrawing" xmlns:w10="urn:schemas-microsoft-com:office:word" xmlns:w="http://schemas.openxmlformats.org/wordprocessingml/2006/main" xmlns:w14="http://schemas.microsoft.com/office/word/2010/wordml" xmlns:w15="http://schemas.microsoft.com/office/word/2012/wordml" xmlns:w16cex="http://schemas.microsoft.com/office/word/2018/wordml/cex" xmlns:w16cid="http://schemas.microsoft.com/office/word/2016/wordml/cid" xmlns:w16="http://schemas.microsoft.com/office/word/2018/wordml" xmlns:w16sdtdh="http://schemas.microsoft.com/office/word/2020/wordml/sdtdatahash" xmlns:w16se="http://schemas.microsoft.com/office/word/2015/wordml/symex" xmlns:wpg="http://schemas.microsoft.com/office/word/2010/wordprocessingGroup" xmlns:wpi="http://schemas.microsoft.com/office/word/2010/wordprocessingInk" xmlns:wne="http://schemas.microsoft.com/office/word/2006/wordml" xmlns:wps="http://schemas.microsoft.com/office/word/2010/wordprocessingShape" mc:Ignorable="w14 w15 w16se w16cid w16 w16cex w16sdtdh wp14">
+<w:endnotes xmlns:wpc="http://schemas.microsoft.com/office/word/2010/wordprocessingCanvas" xmlns:cx="http://schemas.microsoft.com/office/drawing/2014/chartex" xmlns:cx1="http://schemas.microsoft.com/office/drawing/2015/9/8/chartex" xmlns:cx2="http://schemas.microsoft.com/office/drawing/2015/10/21/chartex" xmlns:cx3="http://schemas.microsoft.com/office/drawing/2016/5/9/chartex" xmlns:cx4="http://schemas.microsoft.com/office/drawing/2016/5/10/chartex" xmlns:cx5="http://schemas.microsoft.com/office/drawing/2016/5/11/chartex" xmlns:cx6="http://schemas.microsoft.com/office/drawing/2016/5/12/chartex" xmlns:cx7="http://schemas.microsoft.com/office/drawing/2016/5/13/chartex" xmlns:cx8="http://schemas.microsoft.com/office/drawing/2016/5/14/chartex" xmlns:mc="http://schemas.openxmlformats.org/markup-compatibility/2006" xmlns:aink="http://schemas.microsoft.com/office/drawing/2016/ink" xmlns:am3d="http://schemas.microsoft.com/office/drawing/2017/model3d" xmlns:o="urn:schemas-microsoft-com:office:office" xmlns:oel="http://schemas.microsoft.com/office/2019/extlst" xmlns:r="http://schemas.openxmlformats.org/officeDocument/2006/relationships" xmlns:m="http://schemas.openxmlformats.org/officeDocument/2006/math" xmlns:v="urn:schemas-microsoft-com:vml" xmlns:wp14="http://schemas.microsoft.com/office/word/2010/wordprocessingDrawing" xmlns:wp="http://schemas.openxmlformats.org/drawingml/2006/wordprocessingDrawing" xmlns:w10="urn:schemas-microsoft-com:office:word" xmlns:w="http://schemas.openxmlformats.org/wordprocessingml/2006/main" xmlns:w14="http://schemas.microsoft.com/office/word/2010/wordml" xmlns:w15="http://schemas.microsoft.com/office/word/2012/wordml" xmlns:w16cex="http://schemas.microsoft.com/office/word/2018/wordml/cex" xmlns:w16cid="http://schemas.microsoft.com/office/word/2016/wordml/cid" xmlns:w16="http://schemas.microsoft.com/office/word/2018/wordml" xmlns:w16du="http://schemas.microsoft.com/office/word/2023/wordml/word16du" xmlns:w16sdtdh="http://schemas.microsoft.com/office/word/2020/wordml/sdtdatahash" xmlns:w16sdtfl="http://schemas.microsoft.com/office/word/2024/wordml/sdtformatlock" xmlns:w16se="http://schemas.microsoft.com/office/word/2015/wordml/symex" xmlns:wpg="http://schemas.microsoft.com/office/word/2010/wordprocessingGroup" xmlns:wpi="http://schemas.microsoft.com/office/word/2010/wordprocessingInk" xmlns:wne="http://schemas.microsoft.com/office/word/2006/wordml" xmlns:wps="http://schemas.microsoft.com/office/word/2010/wordprocessingShape" mc:Ignorable="w14 w15 w16se w16cid w16 w16cex w16sdtdh w16sdtfl w16du wp14">
   <w:endnote w:type="separator" w:id="-1">
     <w:p>
       <w:pPr>
@@ -5572,7 +5286,7 @@
 </file>
 
 <file path=word/footnotes.xml><?xml version="1.0" encoding="utf-8"?>
-<w:footnotes xmlns:wpc="http://schemas.microsoft.com/office/word/2010/wordprocessingCanvas" xmlns:cx="http://schemas.microsoft.com/office/drawing/2014/chartex" xmlns:cx1="http://schemas.microsoft.com/office/drawing/2015/9/8/chartex" xmlns:cx2="http://schemas.microsoft.com/office/drawing/2015/10/21/chartex" xmlns:cx3="http://schemas.microsoft.com/office/drawing/2016/5/9/chartex" xmlns:cx4="http://schemas.microsoft.com/office/drawing/2016/5/10/chartex" xmlns:cx5="http://schemas.microsoft.com/office/drawing/2016/5/11/chartex" xmlns:cx6="http://schemas.microsoft.com/office/drawing/2016/5/12/chartex" xmlns:cx7="http://schemas.microsoft.com/office/drawing/2016/5/13/chartex" xmlns:cx8="http://schemas.microsoft.com/office/drawing/2016/5/14/chartex" xmlns:mc="http://schemas.openxmlformats.org/markup-compatibility/2006" xmlns:aink="http://schemas.microsoft.com/office/drawing/2016/ink" xmlns:am3d="http://schemas.microsoft.com/office/drawing/2017/model3d" xmlns:o="urn:schemas-microsoft-com:office:office" xmlns:oel="http://schemas.microsoft.com/office/2019/extlst" xmlns:r="http://schemas.openxmlformats.org/officeDocument/2006/relationships" xmlns:m="http://schemas.openxmlformats.org/officeDocument/2006/math" xmlns:v="urn:schemas-microsoft-com:vml" xmlns:wp14="http://schemas.microsoft.com/office/word/2010/wordprocessingDrawing" xmlns:wp="http://schemas.openxmlformats.org/drawingml/2006/wordprocessingDrawing" xmlns:w10="urn:schemas-microsoft-com:office:word" xmlns:w="http://schemas.openxmlformats.org/wordprocessingml/2006/main" xmlns:w14="http://schemas.microsoft.com/office/word/2010/wordml" xmlns:w15="http://schemas.microsoft.com/office/word/2012/wordml" xmlns:w16cex="http://schemas.microsoft.com/office/word/2018/wordml/cex" xmlns:w16cid="http://schemas.microsoft.com/office/word/2016/wordml/cid" xmlns:w16="http://schemas.microsoft.com/office/word/2018/wordml" xmlns:w16sdtdh="http://schemas.microsoft.com/office/word/2020/wordml/sdtdatahash" xmlns:w16se="http://schemas.microsoft.com/office/word/2015/wordml/symex" xmlns:wpg="http://schemas.microsoft.com/office/word/2010/wordprocessingGroup" xmlns:wpi="http://schemas.microsoft.com/office/word/2010/wordprocessingInk" xmlns:wne="http://schemas.microsoft.com/office/word/2006/wordml" xmlns:wps="http://schemas.microsoft.com/office/word/2010/wordprocessingShape" mc:Ignorable="w14 w15 w16se w16cid w16 w16cex w16sdtdh wp14">
+<w:footnotes xmlns:wpc="http://schemas.microsoft.com/office/word/2010/wordprocessingCanvas" xmlns:cx="http://schemas.microsoft.com/office/drawing/2014/chartex" xmlns:cx1="http://schemas.microsoft.com/office/drawing/2015/9/8/chartex" xmlns:cx2="http://schemas.microsoft.com/office/drawing/2015/10/21/chartex" xmlns:cx3="http://schemas.microsoft.com/office/drawing/2016/5/9/chartex" xmlns:cx4="http://schemas.microsoft.com/office/drawing/2016/5/10/chartex" xmlns:cx5="http://schemas.microsoft.com/office/drawing/2016/5/11/chartex" xmlns:cx6="http://schemas.microsoft.com/office/drawing/2016/5/12/chartex" xmlns:cx7="http://schemas.microsoft.com/office/drawing/2016/5/13/chartex" xmlns:cx8="http://schemas.microsoft.com/office/drawing/2016/5/14/chartex" xmlns:mc="http://schemas.openxmlformats.org/markup-compatibility/2006" xmlns:aink="http://schemas.microsoft.com/office/drawing/2016/ink" xmlns:am3d="http://schemas.microsoft.com/office/drawing/2017/model3d" xmlns:o="urn:schemas-microsoft-com:office:office" xmlns:oel="http://schemas.microsoft.com/office/2019/extlst" xmlns:r="http://schemas.openxmlformats.org/officeDocument/2006/relationships" xmlns:m="http://schemas.openxmlformats.org/officeDocument/2006/math" xmlns:v="urn:schemas-microsoft-com:vml" xmlns:wp14="http://schemas.microsoft.com/office/word/2010/wordprocessingDrawing" xmlns:wp="http://schemas.openxmlformats.org/drawingml/2006/wordprocessingDrawing" xmlns:w10="urn:schemas-microsoft-com:office:word" xmlns:w="http://schemas.openxmlformats.org/wordprocessingml/2006/main" xmlns:w14="http://schemas.microsoft.com/office/word/2010/wordml" xmlns:w15="http://schemas.microsoft.com/office/word/2012/wordml" xmlns:w16cex="http://schemas.microsoft.com/office/word/2018/wordml/cex" xmlns:w16cid="http://schemas.microsoft.com/office/word/2016/wordml/cid" xmlns:w16="http://schemas.microsoft.com/office/word/2018/wordml" xmlns:w16du="http://schemas.microsoft.com/office/word/2023/wordml/word16du" xmlns:w16sdtdh="http://schemas.microsoft.com/office/word/2020/wordml/sdtdatahash" xmlns:w16sdtfl="http://schemas.microsoft.com/office/word/2024/wordml/sdtformatlock" xmlns:w16se="http://schemas.microsoft.com/office/word/2015/wordml/symex" xmlns:wpg="http://schemas.microsoft.com/office/word/2010/wordprocessingGroup" xmlns:wpi="http://schemas.microsoft.com/office/word/2010/wordprocessingInk" xmlns:wne="http://schemas.microsoft.com/office/word/2006/wordml" xmlns:wps="http://schemas.microsoft.com/office/word/2010/wordprocessingShape" mc:Ignorable="w14 w15 w16se w16cid w16 w16cex w16sdtdh w16sdtfl w16du wp14">
   <w:footnote w:type="separator" w:id="-1">
     <w:p>
       <w:pPr>
@@ -5597,7 +5311,7 @@
 </file>
 
 <file path=word/numbering.xml><?xml version="1.0" encoding="utf-8"?>
-<w:numbering xmlns:wpc="http://schemas.microsoft.com/office/word/2010/wordprocessingCanvas" xmlns:cx="http://schemas.microsoft.com/office/drawing/2014/chartex" xmlns:cx1="http://schemas.microsoft.com/office/drawing/2015/9/8/chartex" xmlns:cx2="http://schemas.microsoft.com/office/drawing/2015/10/21/chartex" xmlns:cx3="http://schemas.microsoft.com/office/drawing/2016/5/9/chartex" xmlns:cx4="http://schemas.microsoft.com/office/drawing/2016/5/10/chartex" xmlns:cx5="http://schemas.microsoft.com/office/drawing/2016/5/11/chartex" xmlns:cx6="http://schemas.microsoft.com/office/drawing/2016/5/12/chartex" xmlns:cx7="http://schemas.microsoft.com/office/drawing/2016/5/13/chartex" xmlns:cx8="http://schemas.microsoft.com/office/drawing/2016/5/14/chartex" xmlns:mc="http://schemas.openxmlformats.org/markup-compatibility/2006" xmlns:aink="http://schemas.microsoft.com/office/drawing/2016/ink" xmlns:am3d="http://schemas.microsoft.com/office/drawing/2017/model3d" xmlns:o="urn:schemas-microsoft-com:office:office" xmlns:oel="http://schemas.microsoft.com/office/2019/extlst" xmlns:r="http://schemas.openxmlformats.org/officeDocument/2006/relationships" xmlns:m="http://schemas.openxmlformats.org/officeDocument/2006/math" xmlns:v="urn:schemas-microsoft-com:vml" xmlns:wp14="http://schemas.microsoft.com/office/word/2010/wordprocessingDrawing" xmlns:wp="http://schemas.openxmlformats.org/drawingml/2006/wordprocessingDrawing" xmlns:w10="urn:schemas-microsoft-com:office:word" xmlns:w="http://schemas.openxmlformats.org/wordprocessingml/2006/main" xmlns:w14="http://schemas.microsoft.com/office/word/2010/wordml" xmlns:w15="http://schemas.microsoft.com/office/word/2012/wordml" xmlns:w16cex="http://schemas.microsoft.com/office/word/2018/wordml/cex" xmlns:w16cid="http://schemas.microsoft.com/office/word/2016/wordml/cid" xmlns:w16="http://schemas.microsoft.com/office/word/2018/wordml" xmlns:w16sdtdh="http://schemas.microsoft.com/office/word/2020/wordml/sdtdatahash" xmlns:w16se="http://schemas.microsoft.com/office/word/2015/wordml/symex" xmlns:wpg="http://schemas.microsoft.com/office/word/2010/wordprocessingGroup" xmlns:wpi="http://schemas.microsoft.com/office/word/2010/wordprocessingInk" xmlns:wne="http://schemas.microsoft.com/office/word/2006/wordml" xmlns:wps="http://schemas.microsoft.com/office/word/2010/wordprocessingShape" mc:Ignorable="w14 w15 w16se w16cid w16 w16cex w16sdtdh wp14">
+<w:numbering xmlns:wpc="http://schemas.microsoft.com/office/word/2010/wordprocessingCanvas" xmlns:cx="http://schemas.microsoft.com/office/drawing/2014/chartex" xmlns:cx1="http://schemas.microsoft.com/office/drawing/2015/9/8/chartex" xmlns:cx2="http://schemas.microsoft.com/office/drawing/2015/10/21/chartex" xmlns:cx3="http://schemas.microsoft.com/office/drawing/2016/5/9/chartex" xmlns:cx4="http://schemas.microsoft.com/office/drawing/2016/5/10/chartex" xmlns:cx5="http://schemas.microsoft.com/office/drawing/2016/5/11/chartex" xmlns:cx6="http://schemas.microsoft.com/office/drawing/2016/5/12/chartex" xmlns:cx7="http://schemas.microsoft.com/office/drawing/2016/5/13/chartex" xmlns:cx8="http://schemas.microsoft.com/office/drawing/2016/5/14/chartex" xmlns:mc="http://schemas.openxmlformats.org/markup-compatibility/2006" xmlns:aink="http://schemas.microsoft.com/office/drawing/2016/ink" xmlns:am3d="http://schemas.microsoft.com/office/drawing/2017/model3d" xmlns:o="urn:schemas-microsoft-com:office:office" xmlns:oel="http://schemas.microsoft.com/office/2019/extlst" xmlns:r="http://schemas.openxmlformats.org/officeDocument/2006/relationships" xmlns:m="http://schemas.openxmlformats.org/officeDocument/2006/math" xmlns:v="urn:schemas-microsoft-com:vml" xmlns:wp14="http://schemas.microsoft.com/office/word/2010/wordprocessingDrawing" xmlns:wp="http://schemas.openxmlformats.org/drawingml/2006/wordprocessingDrawing" xmlns:w10="urn:schemas-microsoft-com:office:word" xmlns:w="http://schemas.openxmlformats.org/wordprocessingml/2006/main" xmlns:w14="http://schemas.microsoft.com/office/word/2010/wordml" xmlns:w15="http://schemas.microsoft.com/office/word/2012/wordml" xmlns:w16cex="http://schemas.microsoft.com/office/word/2018/wordml/cex" xmlns:w16cid="http://schemas.microsoft.com/office/word/2016/wordml/cid" xmlns:w16="http://schemas.microsoft.com/office/word/2018/wordml" xmlns:w16du="http://schemas.microsoft.com/office/word/2023/wordml/word16du" xmlns:w16sdtdh="http://schemas.microsoft.com/office/word/2020/wordml/sdtdatahash" xmlns:w16sdtfl="http://schemas.microsoft.com/office/word/2024/wordml/sdtformatlock" xmlns:w16se="http://schemas.microsoft.com/office/word/2015/wordml/symex" xmlns:wpg="http://schemas.microsoft.com/office/word/2010/wordprocessingGroup" xmlns:wpi="http://schemas.microsoft.com/office/word/2010/wordprocessingInk" xmlns:wne="http://schemas.microsoft.com/office/word/2006/wordml" xmlns:wps="http://schemas.microsoft.com/office/word/2010/wordprocessingShape" mc:Ignorable="w14 w15 w16se w16cid w16 w16cex w16sdtdh w16sdtfl w16du wp14">
   <w:abstractNum w:abstractNumId="0" w15:restartNumberingAfterBreak="0">
     <w:nsid w:val="1C7E57A4"/>
     <w:multiLevelType w:val="multilevel"/>
@@ -6785,7 +6499,7 @@
 </file>
 
 <file path=word/styles.xml><?xml version="1.0" encoding="utf-8"?>
-<w:styles xmlns:mc="http://schemas.openxmlformats.org/markup-compatibility/2006" xmlns:r="http://schemas.openxmlformats.org/officeDocument/2006/relationships" xmlns:w="http://schemas.openxmlformats.org/wordprocessingml/2006/main" xmlns:w14="http://schemas.microsoft.com/office/word/2010/wordml" xmlns:w15="http://schemas.microsoft.com/office/word/2012/wordml" xmlns:w16cex="http://schemas.microsoft.com/office/word/2018/wordml/cex" xmlns:w16cid="http://schemas.microsoft.com/office/word/2016/wordml/cid" xmlns:w16="http://schemas.microsoft.com/office/word/2018/wordml" xmlns:w16sdtdh="http://schemas.microsoft.com/office/word/2020/wordml/sdtdatahash" xmlns:w16se="http://schemas.microsoft.com/office/word/2015/wordml/symex" mc:Ignorable="w14 w15 w16se w16cid w16 w16cex w16sdtdh">
+<w:styles xmlns:mc="http://schemas.openxmlformats.org/markup-compatibility/2006" xmlns:r="http://schemas.openxmlformats.org/officeDocument/2006/relationships" xmlns:w="http://schemas.openxmlformats.org/wordprocessingml/2006/main" xmlns:w14="http://schemas.microsoft.com/office/word/2010/wordml" xmlns:w15="http://schemas.microsoft.com/office/word/2012/wordml" xmlns:w16cex="http://schemas.microsoft.com/office/word/2018/wordml/cex" xmlns:w16cid="http://schemas.microsoft.com/office/word/2016/wordml/cid" xmlns:w16="http://schemas.microsoft.com/office/word/2018/wordml" xmlns:w16du="http://schemas.microsoft.com/office/word/2023/wordml/word16du" xmlns:w16sdtdh="http://schemas.microsoft.com/office/word/2020/wordml/sdtdatahash" xmlns:w16sdtfl="http://schemas.microsoft.com/office/word/2024/wordml/sdtformatlock" xmlns:w16se="http://schemas.microsoft.com/office/word/2015/wordml/symex" mc:Ignorable="w14 w15 w16se w16cid w16 w16cex w16sdtdh w16sdtfl w16du">
   <w:docDefaults>
     <w:rPrDefault>
       <w:rPr>
